--- a/reports/2026-10-pla-unmanned/解放軍無人系統與直升機威脅資料庫.docx
+++ b/reports/2026-10-pla-unmanned/解放軍無人系統與直升機威脅資料庫.docx
@@ -7943,7 +7943,1633 @@
         <w:pStyle w:val="Heading1"/>
       </w:pPr>
       <w:r>
-        <w:t>參考資料</w:t>
+        <w:t>附錄一　裝備圖片</w:t>
+      </w:r>
+    </w:p>
+    <w:p>
+      <w:r>
+        <w:rPr>
+          <w:b w:val="0"/>
+        </w:rPr>
+        <w:t>以下為本資料庫提及裝備中，可在 Wikimedia Commons 找到自由授權照片者，共 23 張。每張圖註明作者與授權；部分照片為航展或閱兵展示機，外觀可能與服役型號不同。</w:t>
+      </w:r>
+    </w:p>
+    <w:p>
+      <w:pPr>
+        <w:jc w:val="center"/>
+      </w:pPr>
+      <w:r>
+        <w:drawing>
+          <wp:inline xmlns:a="http://schemas.openxmlformats.org/drawingml/2006/main" xmlns:pic="http://schemas.openxmlformats.org/drawingml/2006/picture">
+            <wp:extent cx="3960000" cy="2326500"/>
+            <wp:docPr id="4" name="Picture 4"/>
+            <wp:cNvGraphicFramePr>
+              <a:graphicFrameLocks noChangeAspect="1"/>
+            </wp:cNvGraphicFramePr>
+            <a:graphic>
+              <a:graphicData uri="http://schemas.openxmlformats.org/drawingml/2006/picture">
+                <pic:pic>
+                  <pic:nvPicPr>
+                    <pic:cNvPr id="0" name="U01-1.jpg"/>
+                    <pic:cNvPicPr/>
+                  </pic:nvPicPr>
+                  <pic:blipFill>
+                    <a:blip r:embed="rId12"/>
+                    <a:stretch>
+                      <a:fillRect/>
+                    </a:stretch>
+                  </pic:blipFill>
+                  <pic:spPr>
+                    <a:xfrm>
+                      <a:off x="0" y="0"/>
+                      <a:ext cx="3960000" cy="2326500"/>
+                    </a:xfrm>
+                    <a:prstGeom prst="rect"/>
+                  </pic:spPr>
+                </pic:pic>
+              </a:graphicData>
+            </a:graphic>
+          </wp:inline>
+        </w:drawing>
+      </w:r>
+    </w:p>
+    <w:p>
+      <w:pPr>
+        <w:jc w:val="center"/>
+      </w:pPr>
+      <w:r>
+        <w:rPr>
+          <w:b/>
+          <w:sz w:val="19"/>
+        </w:rPr>
+        <w:t>U01　無偵-7（WZ-7）「翔龍」</w:t>
+      </w:r>
+      <w:r>
+        <w:rPr>
+          <w:sz w:val="19"/>
+        </w:rPr>
+        <w:t>：日本航空自衛隊緊急升空時拍攝</w:t>
+      </w:r>
+    </w:p>
+    <w:p>
+      <w:pPr>
+        <w:jc w:val="center"/>
+      </w:pPr>
+      <w:r>
+        <w:rPr>
+          <w:b w:val="0"/>
+          <w:color w:val="5B6670"/>
+          <w:sz w:val="16"/>
+        </w:rPr>
+        <w:t>圖片：Japan Ministry of Defense / Japan Air Self Defense Force，CC BY 4.0，Wikimedia Commons https://commons.wikimedia.org/wiki/File:PLA_WZ-7_2024-07-30.jpg</w:t>
+      </w:r>
+    </w:p>
+    <w:p>
+      <w:pPr>
+        <w:jc w:val="center"/>
+      </w:pPr>
+      <w:r>
+        <w:drawing>
+          <wp:inline xmlns:a="http://schemas.openxmlformats.org/drawingml/2006/main" xmlns:pic="http://schemas.openxmlformats.org/drawingml/2006/picture">
+            <wp:extent cx="3960000" cy="2120250"/>
+            <wp:docPr id="5" name="Picture 5"/>
+            <wp:cNvGraphicFramePr>
+              <a:graphicFrameLocks noChangeAspect="1"/>
+            </wp:cNvGraphicFramePr>
+            <a:graphic>
+              <a:graphicData uri="http://schemas.openxmlformats.org/drawingml/2006/picture">
+                <pic:pic>
+                  <pic:nvPicPr>
+                    <pic:cNvPr id="0" name="U02-1.jpg"/>
+                    <pic:cNvPicPr/>
+                  </pic:nvPicPr>
+                  <pic:blipFill>
+                    <a:blip r:embed="rId13"/>
+                    <a:stretch>
+                      <a:fillRect/>
+                    </a:stretch>
+                  </pic:blipFill>
+                  <pic:spPr>
+                    <a:xfrm>
+                      <a:off x="0" y="0"/>
+                      <a:ext cx="3960000" cy="2120250"/>
+                    </a:xfrm>
+                    <a:prstGeom prst="rect"/>
+                  </pic:spPr>
+                </pic:pic>
+              </a:graphicData>
+            </a:graphic>
+          </wp:inline>
+        </w:drawing>
+      </w:r>
+    </w:p>
+    <w:p>
+      <w:pPr>
+        <w:jc w:val="center"/>
+      </w:pPr>
+      <w:r>
+        <w:rPr>
+          <w:b/>
+          <w:sz w:val="19"/>
+        </w:rPr>
+        <w:t>U02　無偵-8（WZ-8）</w:t>
+      </w:r>
+      <w:r>
+        <w:rPr>
+          <w:sz w:val="19"/>
+        </w:rPr>
+        <w:t>：2022 年珠海航展展示</w:t>
+      </w:r>
+    </w:p>
+    <w:p>
+      <w:pPr>
+        <w:jc w:val="center"/>
+      </w:pPr>
+      <w:r>
+        <w:rPr>
+          <w:b w:val="0"/>
+          <w:color w:val="5B6670"/>
+          <w:sz w:val="16"/>
+        </w:rPr>
+        <w:t>圖片：Infinty 0，CC BY-SA 4.0，Wikimedia Commons https://commons.wikimedia.org/wiki/File:WZ-8_at_Airshow_China_Zhuhai_2022.jpg</w:t>
+      </w:r>
+    </w:p>
+    <w:p>
+      <w:pPr>
+        <w:jc w:val="center"/>
+      </w:pPr>
+      <w:r>
+        <w:drawing>
+          <wp:inline xmlns:a="http://schemas.openxmlformats.org/drawingml/2006/main" xmlns:pic="http://schemas.openxmlformats.org/drawingml/2006/picture">
+            <wp:extent cx="3960000" cy="1010625"/>
+            <wp:docPr id="6" name="Picture 6"/>
+            <wp:cNvGraphicFramePr>
+              <a:graphicFrameLocks noChangeAspect="1"/>
+            </wp:cNvGraphicFramePr>
+            <a:graphic>
+              <a:graphicData uri="http://schemas.openxmlformats.org/drawingml/2006/picture">
+                <pic:pic>
+                  <pic:nvPicPr>
+                    <pic:cNvPr id="0" name="U04-1.jpg"/>
+                    <pic:cNvPicPr/>
+                  </pic:nvPicPr>
+                  <pic:blipFill>
+                    <a:blip r:embed="rId14"/>
+                    <a:stretch>
+                      <a:fillRect/>
+                    </a:stretch>
+                  </pic:blipFill>
+                  <pic:spPr>
+                    <a:xfrm>
+                      <a:off x="0" y="0"/>
+                      <a:ext cx="3960000" cy="1010625"/>
+                    </a:xfrm>
+                    <a:prstGeom prst="rect"/>
+                  </pic:spPr>
+                </pic:pic>
+              </a:graphicData>
+            </a:graphic>
+          </wp:inline>
+        </w:drawing>
+      </w:r>
+    </w:p>
+    <w:p>
+      <w:pPr>
+        <w:jc w:val="center"/>
+      </w:pPr>
+      <w:r>
+        <w:rPr>
+          <w:b/>
+          <w:sz w:val="19"/>
+        </w:rPr>
+        <w:t>U04　BZK-005「長鷹」及電戰變型</w:t>
+      </w:r>
+      <w:r>
+        <w:rPr>
+          <w:sz w:val="19"/>
+        </w:rPr>
+        <w:t>：2023-08 飛經先島群島南方往巴士海峽，日本防衛省拍攝</w:t>
+      </w:r>
+    </w:p>
+    <w:p>
+      <w:pPr>
+        <w:jc w:val="center"/>
+      </w:pPr>
+      <w:r>
+        <w:rPr>
+          <w:b w:val="0"/>
+          <w:color w:val="5B6670"/>
+          <w:sz w:val="16"/>
+        </w:rPr>
+        <w:t>圖片：Japan Ministry of Defense / Japan Air Self Defense Force，CC BY 4.0，Wikimedia Commons https://commons.wikimedia.org/wiki/File:PLA_Drone_BZK-005_2023-08-28.jpg</w:t>
+      </w:r>
+    </w:p>
+    <w:p>
+      <w:pPr>
+        <w:jc w:val="center"/>
+      </w:pPr>
+      <w:r>
+        <w:drawing>
+          <wp:inline xmlns:a="http://schemas.openxmlformats.org/drawingml/2006/main" xmlns:pic="http://schemas.openxmlformats.org/drawingml/2006/picture">
+            <wp:extent cx="3960000" cy="2966644"/>
+            <wp:docPr id="7" name="Picture 7"/>
+            <wp:cNvGraphicFramePr>
+              <a:graphicFrameLocks noChangeAspect="1"/>
+            </wp:cNvGraphicFramePr>
+            <a:graphic>
+              <a:graphicData uri="http://schemas.openxmlformats.org/drawingml/2006/picture">
+                <pic:pic>
+                  <pic:nvPicPr>
+                    <pic:cNvPr id="0" name="U05-1.jpg"/>
+                    <pic:cNvPicPr/>
+                  </pic:nvPicPr>
+                  <pic:blipFill>
+                    <a:blip r:embed="rId15"/>
+                    <a:stretch>
+                      <a:fillRect/>
+                    </a:stretch>
+                  </pic:blipFill>
+                  <pic:spPr>
+                    <a:xfrm>
+                      <a:off x="0" y="0"/>
+                      <a:ext cx="3960000" cy="2966644"/>
+                    </a:xfrm>
+                    <a:prstGeom prst="rect"/>
+                  </pic:spPr>
+                </pic:pic>
+              </a:graphicData>
+            </a:graphic>
+          </wp:inline>
+        </w:drawing>
+      </w:r>
+    </w:p>
+    <w:p>
+      <w:pPr>
+        <w:jc w:val="center"/>
+      </w:pPr>
+      <w:r>
+        <w:rPr>
+          <w:b/>
+          <w:sz w:val="19"/>
+        </w:rPr>
+        <w:t>U05　TB-001「雙尾蠍」</w:t>
+      </w:r>
+      <w:r>
+        <w:rPr>
+          <w:sz w:val="19"/>
+        </w:rPr>
+        <w:t>：東海上空，日本防衛省拍攝</w:t>
+      </w:r>
+    </w:p>
+    <w:p>
+      <w:pPr>
+        <w:jc w:val="center"/>
+      </w:pPr>
+      <w:r>
+        <w:rPr>
+          <w:b w:val="0"/>
+          <w:color w:val="5B6670"/>
+          <w:sz w:val="16"/>
+        </w:rPr>
+        <w:t>圖片：日本防衛省・統合幕僚監部，CC BY 4.0，Wikimedia Commons https://commons.wikimedia.org/wiki/File:TB-001_over_the_East_China_Sea_(cropped).jpg</w:t>
+      </w:r>
+    </w:p>
+    <w:p>
+      <w:pPr>
+        <w:jc w:val="center"/>
+      </w:pPr>
+      <w:r>
+        <w:drawing>
+          <wp:inline xmlns:a="http://schemas.openxmlformats.org/drawingml/2006/main" xmlns:pic="http://schemas.openxmlformats.org/drawingml/2006/picture">
+            <wp:extent cx="3960000" cy="2198625"/>
+            <wp:docPr id="8" name="Picture 8"/>
+            <wp:cNvGraphicFramePr>
+              <a:graphicFrameLocks noChangeAspect="1"/>
+            </wp:cNvGraphicFramePr>
+            <a:graphic>
+              <a:graphicData uri="http://schemas.openxmlformats.org/drawingml/2006/picture">
+                <pic:pic>
+                  <pic:nvPicPr>
+                    <pic:cNvPr id="0" name="U06-1.jpg"/>
+                    <pic:cNvPicPr/>
+                  </pic:nvPicPr>
+                  <pic:blipFill>
+                    <a:blip r:embed="rId16"/>
+                    <a:stretch>
+                      <a:fillRect/>
+                    </a:stretch>
+                  </pic:blipFill>
+                  <pic:spPr>
+                    <a:xfrm>
+                      <a:off x="0" y="0"/>
+                      <a:ext cx="3960000" cy="2198625"/>
+                    </a:xfrm>
+                    <a:prstGeom prst="rect"/>
+                  </pic:spPr>
+                </pic:pic>
+              </a:graphicData>
+            </a:graphic>
+          </wp:inline>
+        </w:drawing>
+      </w:r>
+    </w:p>
+    <w:p>
+      <w:pPr>
+        <w:jc w:val="center"/>
+      </w:pPr>
+      <w:r>
+        <w:rPr>
+          <w:b/>
+          <w:sz w:val="19"/>
+        </w:rPr>
+        <w:t>U06　攻擊-2（GJ-2）／翼龍-2</w:t>
+      </w:r>
+      <w:r>
+        <w:rPr>
+          <w:sz w:val="19"/>
+        </w:rPr>
+        <w:t>：2025-02 日本防衛省拍攝</w:t>
+      </w:r>
+    </w:p>
+    <w:p>
+      <w:pPr>
+        <w:jc w:val="center"/>
+      </w:pPr>
+      <w:r>
+        <w:rPr>
+          <w:b w:val="0"/>
+          <w:color w:val="5B6670"/>
+          <w:sz w:val="16"/>
+        </w:rPr>
+        <w:t>圖片：Japan Ministry of Defense / Japan Air Self Defense Force，CC BY 4.0，Wikimedia Commons https://commons.wikimedia.org/wiki/File:2025-02-26_PLA_GJ-2_(Chengdu_Wing_Loong_2).jpg</w:t>
+      </w:r>
+    </w:p>
+    <w:p>
+      <w:pPr>
+        <w:jc w:val="center"/>
+      </w:pPr>
+      <w:r>
+        <w:drawing>
+          <wp:inline xmlns:a="http://schemas.openxmlformats.org/drawingml/2006/main" xmlns:pic="http://schemas.openxmlformats.org/drawingml/2006/picture">
+            <wp:extent cx="3960000" cy="2961750"/>
+            <wp:docPr id="9" name="Picture 9"/>
+            <wp:cNvGraphicFramePr>
+              <a:graphicFrameLocks noChangeAspect="1"/>
+            </wp:cNvGraphicFramePr>
+            <a:graphic>
+              <a:graphicData uri="http://schemas.openxmlformats.org/drawingml/2006/picture">
+                <pic:pic>
+                  <pic:nvPicPr>
+                    <pic:cNvPr id="0" name="U07-1.jpg"/>
+                    <pic:cNvPicPr/>
+                  </pic:nvPicPr>
+                  <pic:blipFill>
+                    <a:blip r:embed="rId17"/>
+                    <a:stretch>
+                      <a:fillRect/>
+                    </a:stretch>
+                  </pic:blipFill>
+                  <pic:spPr>
+                    <a:xfrm>
+                      <a:off x="0" y="0"/>
+                      <a:ext cx="3960000" cy="2961750"/>
+                    </a:xfrm>
+                    <a:prstGeom prst="rect"/>
+                  </pic:spPr>
+                </pic:pic>
+              </a:graphicData>
+            </a:graphic>
+          </wp:inline>
+        </w:drawing>
+      </w:r>
+    </w:p>
+    <w:p>
+      <w:pPr>
+        <w:jc w:val="center"/>
+      </w:pPr>
+      <w:r>
+        <w:rPr>
+          <w:b/>
+          <w:sz w:val="19"/>
+        </w:rPr>
+        <w:t>U07　其他 BZK 系列與彩虹-4B</w:t>
+      </w:r>
+      <w:r>
+        <w:rPr>
+          <w:sz w:val="19"/>
+        </w:rPr>
+        <w:t>：彩虹-4，2022 年珠海航展</w:t>
+      </w:r>
+    </w:p>
+    <w:p>
+      <w:pPr>
+        <w:jc w:val="center"/>
+      </w:pPr>
+      <w:r>
+        <w:rPr>
+          <w:b w:val="0"/>
+          <w:color w:val="5B6670"/>
+          <w:sz w:val="16"/>
+        </w:rPr>
+        <w:t>圖片：Infinty 0，CC BY-SA 4.0，Wikimedia Commons https://commons.wikimedia.org/wiki/File:CH-4_at_Airshow_China_Zhuhai_2022.jpg</w:t>
+      </w:r>
+    </w:p>
+    <w:p>
+      <w:pPr>
+        <w:jc w:val="center"/>
+      </w:pPr>
+      <w:r>
+        <w:drawing>
+          <wp:inline xmlns:a="http://schemas.openxmlformats.org/drawingml/2006/main" xmlns:pic="http://schemas.openxmlformats.org/drawingml/2006/picture">
+            <wp:extent cx="3960000" cy="2013000"/>
+            <wp:docPr id="10" name="Picture 10"/>
+            <wp:cNvGraphicFramePr>
+              <a:graphicFrameLocks noChangeAspect="1"/>
+            </wp:cNvGraphicFramePr>
+            <a:graphic>
+              <a:graphicData uri="http://schemas.openxmlformats.org/drawingml/2006/picture">
+                <pic:pic>
+                  <pic:nvPicPr>
+                    <pic:cNvPr id="0" name="U08-1.jpg"/>
+                    <pic:cNvPicPr/>
+                  </pic:nvPicPr>
+                  <pic:blipFill>
+                    <a:blip r:embed="rId18"/>
+                    <a:stretch>
+                      <a:fillRect/>
+                    </a:stretch>
+                  </pic:blipFill>
+                  <pic:spPr>
+                    <a:xfrm>
+                      <a:off x="0" y="0"/>
+                      <a:ext cx="3960000" cy="2013000"/>
+                    </a:xfrm>
+                    <a:prstGeom prst="rect"/>
+                  </pic:spPr>
+                </pic:pic>
+              </a:graphicData>
+            </a:graphic>
+          </wp:inline>
+        </w:drawing>
+      </w:r>
+    </w:p>
+    <w:p>
+      <w:pPr>
+        <w:jc w:val="center"/>
+      </w:pPr>
+      <w:r>
+        <w:rPr>
+          <w:b/>
+          <w:sz w:val="19"/>
+        </w:rPr>
+        <w:t>U08　攻擊-11（GJ-11）「利劍」</w:t>
+      </w:r>
+      <w:r>
+        <w:rPr>
+          <w:sz w:val="19"/>
+        </w:rPr>
+        <w:t>：2021 年珠海航展展示</w:t>
+      </w:r>
+    </w:p>
+    <w:p>
+      <w:pPr>
+        <w:jc w:val="center"/>
+      </w:pPr>
+      <w:r>
+        <w:rPr>
+          <w:b w:val="0"/>
+          <w:color w:val="5B6670"/>
+          <w:sz w:val="16"/>
+        </w:rPr>
+        <w:t>圖片：Infinty 0，CC BY-SA 4.0，Wikimedia Commons https://commons.wikimedia.org/wiki/File:GJ-11_at_Airshow_China_Zhuhai_2021.jpg</w:t>
+      </w:r>
+    </w:p>
+    <w:p>
+      <w:pPr>
+        <w:jc w:val="center"/>
+      </w:pPr>
+      <w:r>
+        <w:drawing>
+          <wp:inline xmlns:a="http://schemas.openxmlformats.org/drawingml/2006/main" xmlns:pic="http://schemas.openxmlformats.org/drawingml/2006/picture">
+            <wp:extent cx="3960000" cy="1625250"/>
+            <wp:docPr id="11" name="Picture 11"/>
+            <wp:cNvGraphicFramePr>
+              <a:graphicFrameLocks noChangeAspect="1"/>
+            </wp:cNvGraphicFramePr>
+            <a:graphic>
+              <a:graphicData uri="http://schemas.openxmlformats.org/drawingml/2006/picture">
+                <pic:pic>
+                  <pic:nvPicPr>
+                    <pic:cNvPr id="0" name="U09-1.jpg"/>
+                    <pic:cNvPicPr/>
+                  </pic:nvPicPr>
+                  <pic:blipFill>
+                    <a:blip r:embed="rId19"/>
+                    <a:stretch>
+                      <a:fillRect/>
+                    </a:stretch>
+                  </pic:blipFill>
+                  <pic:spPr>
+                    <a:xfrm>
+                      <a:off x="0" y="0"/>
+                      <a:ext cx="3960000" cy="1625250"/>
+                    </a:xfrm>
+                    <a:prstGeom prst="rect"/>
+                  </pic:spPr>
+                </pic:pic>
+              </a:graphicData>
+            </a:graphic>
+          </wp:inline>
+        </w:drawing>
+      </w:r>
+    </w:p>
+    <w:p>
+      <w:pPr>
+        <w:jc w:val="center"/>
+      </w:pPr>
+      <w:r>
+        <w:rPr>
+          <w:b/>
+          <w:sz w:val="19"/>
+        </w:rPr>
+        <w:t>U09　攻擊-21（GJ-21）艦載型</w:t>
+      </w:r>
+      <w:r>
+        <w:rPr>
+          <w:sz w:val="19"/>
+        </w:rPr>
+        <w:t>：2025 年北京閱兵受閱</w:t>
+      </w:r>
+    </w:p>
+    <w:p>
+      <w:pPr>
+        <w:jc w:val="center"/>
+      </w:pPr>
+      <w:r>
+        <w:rPr>
+          <w:b w:val="0"/>
+          <w:color w:val="5B6670"/>
+          <w:sz w:val="16"/>
+        </w:rPr>
+        <w:t>圖片：中国新闻社，CC BY 4.0，Wikimedia Commons https://commons.wikimedia.org/wiki/File:GJ-21_UCAV.jpg</w:t>
+      </w:r>
+    </w:p>
+    <w:p>
+      <w:pPr>
+        <w:jc w:val="center"/>
+      </w:pPr>
+      <w:r>
+        <w:drawing>
+          <wp:inline xmlns:a="http://schemas.openxmlformats.org/drawingml/2006/main" xmlns:pic="http://schemas.openxmlformats.org/drawingml/2006/picture">
+            <wp:extent cx="3960000" cy="2227500"/>
+            <wp:docPr id="12" name="Picture 12"/>
+            <wp:cNvGraphicFramePr>
+              <a:graphicFrameLocks noChangeAspect="1"/>
+            </wp:cNvGraphicFramePr>
+            <a:graphic>
+              <a:graphicData uri="http://schemas.openxmlformats.org/drawingml/2006/picture">
+                <pic:pic>
+                  <pic:nvPicPr>
+                    <pic:cNvPr id="0" name="U10-1.jpg"/>
+                    <pic:cNvPicPr/>
+                  </pic:nvPicPr>
+                  <pic:blipFill>
+                    <a:blip r:embed="rId20"/>
+                    <a:stretch>
+                      <a:fillRect/>
+                    </a:stretch>
+                  </pic:blipFill>
+                  <pic:spPr>
+                    <a:xfrm>
+                      <a:off x="0" y="0"/>
+                      <a:ext cx="3960000" cy="2227500"/>
+                    </a:xfrm>
+                    <a:prstGeom prst="rect"/>
+                  </pic:spPr>
+                </pic:pic>
+              </a:graphicData>
+            </a:graphic>
+          </wp:inline>
+        </w:drawing>
+      </w:r>
+    </w:p>
+    <w:p>
+      <w:pPr>
+        <w:jc w:val="center"/>
+      </w:pPr>
+      <w:r>
+        <w:rPr>
+          <w:b/>
+          <w:sz w:val="19"/>
+        </w:rPr>
+        <w:t>U10　2025 年閱兵新型無人作戰機（A、B、D、E 型）</w:t>
+      </w:r>
+      <w:r>
+        <w:rPr>
+          <w:sz w:val="19"/>
+        </w:rPr>
+        <w:t>：2025 年北京閱兵受閱之新型無人作戰機</w:t>
+      </w:r>
+    </w:p>
+    <w:p>
+      <w:pPr>
+        <w:jc w:val="center"/>
+      </w:pPr>
+      <w:r>
+        <w:rPr>
+          <w:b w:val="0"/>
+          <w:color w:val="5B6670"/>
+          <w:sz w:val="16"/>
+        </w:rPr>
+        <w:t>圖片：中国新闻社，CC BY 4.0，Wikimedia Commons https://commons.wikimedia.org/wiki/File:UCAV_2025_V-J_Parade_CNS.png</w:t>
+      </w:r>
+    </w:p>
+    <w:p>
+      <w:pPr>
+        <w:jc w:val="center"/>
+      </w:pPr>
+      <w:r>
+        <w:drawing>
+          <wp:inline xmlns:a="http://schemas.openxmlformats.org/drawingml/2006/main" xmlns:pic="http://schemas.openxmlformats.org/drawingml/2006/picture">
+            <wp:extent cx="3960000" cy="1926375"/>
+            <wp:docPr id="13" name="Picture 13"/>
+            <wp:cNvGraphicFramePr>
+              <a:graphicFrameLocks noChangeAspect="1"/>
+            </wp:cNvGraphicFramePr>
+            <a:graphic>
+              <a:graphicData uri="http://schemas.openxmlformats.org/drawingml/2006/picture">
+                <pic:pic>
+                  <pic:nvPicPr>
+                    <pic:cNvPr id="0" name="U10-2.jpg"/>
+                    <pic:cNvPicPr/>
+                  </pic:nvPicPr>
+                  <pic:blipFill>
+                    <a:blip r:embed="rId21"/>
+                    <a:stretch>
+                      <a:fillRect/>
+                    </a:stretch>
+                  </pic:blipFill>
+                  <pic:spPr>
+                    <a:xfrm>
+                      <a:off x="0" y="0"/>
+                      <a:ext cx="3960000" cy="1926375"/>
+                    </a:xfrm>
+                    <a:prstGeom prst="rect"/>
+                  </pic:spPr>
+                </pic:pic>
+              </a:graphicData>
+            </a:graphic>
+          </wp:inline>
+        </w:drawing>
+      </w:r>
+    </w:p>
+    <w:p>
+      <w:pPr>
+        <w:jc w:val="center"/>
+      </w:pPr>
+      <w:r>
+        <w:rPr>
+          <w:b/>
+          <w:sz w:val="19"/>
+        </w:rPr>
+        <w:t>U10　2025 年閱兵新型無人作戰機（A、B、D、E 型）</w:t>
+      </w:r>
+      <w:r>
+        <w:rPr>
+          <w:sz w:val="19"/>
+        </w:rPr>
+        <w:t>：2025 年北京閱兵，機身編號 53431</w:t>
+      </w:r>
+    </w:p>
+    <w:p>
+      <w:pPr>
+        <w:jc w:val="center"/>
+      </w:pPr>
+      <w:r>
+        <w:rPr>
+          <w:b w:val="0"/>
+          <w:color w:val="5B6670"/>
+          <w:sz w:val="16"/>
+        </w:rPr>
+        <w:t>圖片：China News Service，CC BY 4.0，Wikimedia Commons https://commons.wikimedia.org/wiki/File:UCAV-53431_2025_V-J_Parade_CNS.png</w:t>
+      </w:r>
+    </w:p>
+    <w:p>
+      <w:pPr>
+        <w:jc w:val="center"/>
+      </w:pPr>
+      <w:r>
+        <w:drawing>
+          <wp:inline xmlns:a="http://schemas.openxmlformats.org/drawingml/2006/main" xmlns:pic="http://schemas.openxmlformats.org/drawingml/2006/picture">
+            <wp:extent cx="3960000" cy="2817375"/>
+            <wp:docPr id="14" name="Picture 14"/>
+            <wp:cNvGraphicFramePr>
+              <a:graphicFrameLocks noChangeAspect="1"/>
+            </wp:cNvGraphicFramePr>
+            <a:graphic>
+              <a:graphicData uri="http://schemas.openxmlformats.org/drawingml/2006/picture">
+                <pic:pic>
+                  <pic:nvPicPr>
+                    <pic:cNvPr id="0" name="U11-1.jpg"/>
+                    <pic:cNvPicPr/>
+                  </pic:nvPicPr>
+                  <pic:blipFill>
+                    <a:blip r:embed="rId22"/>
+                    <a:stretch>
+                      <a:fillRect/>
+                    </a:stretch>
+                  </pic:blipFill>
+                  <pic:spPr>
+                    <a:xfrm>
+                      <a:off x="0" y="0"/>
+                      <a:ext cx="3960000" cy="2817375"/>
+                    </a:xfrm>
+                    <a:prstGeom prst="rect"/>
+                  </pic:spPr>
+                </pic:pic>
+              </a:graphicData>
+            </a:graphic>
+          </wp:inline>
+        </w:drawing>
+      </w:r>
+    </w:p>
+    <w:p>
+      <w:pPr>
+        <w:jc w:val="center"/>
+      </w:pPr>
+      <w:r>
+        <w:rPr>
+          <w:b/>
+          <w:sz w:val="19"/>
+        </w:rPr>
+        <w:t>U11　飛鴻-97A（FH-97A）</w:t>
+      </w:r>
+      <w:r>
+        <w:rPr>
+          <w:sz w:val="19"/>
+        </w:rPr>
+        <w:t>：2024 年珠海航展展示</w:t>
+      </w:r>
+    </w:p>
+    <w:p>
+      <w:pPr>
+        <w:jc w:val="center"/>
+      </w:pPr>
+      <w:r>
+        <w:rPr>
+          <w:b w:val="0"/>
+          <w:color w:val="5B6670"/>
+          <w:sz w:val="16"/>
+        </w:rPr>
+        <w:t>圖片：Húrin，CC0，Wikimedia Commons https://commons.wikimedia.org/wiki/File:FH-97A_in_zhuhai_airshow_2024_3x.jpg</w:t>
+      </w:r>
+    </w:p>
+    <w:p>
+      <w:pPr>
+        <w:jc w:val="center"/>
+      </w:pPr>
+      <w:r>
+        <w:drawing>
+          <wp:inline xmlns:a="http://schemas.openxmlformats.org/drawingml/2006/main" xmlns:pic="http://schemas.openxmlformats.org/drawingml/2006/picture">
+            <wp:extent cx="3960000" cy="2970000"/>
+            <wp:docPr id="15" name="Picture 15"/>
+            <wp:cNvGraphicFramePr>
+              <a:graphicFrameLocks noChangeAspect="1"/>
+            </wp:cNvGraphicFramePr>
+            <a:graphic>
+              <a:graphicData uri="http://schemas.openxmlformats.org/drawingml/2006/picture">
+                <pic:pic>
+                  <pic:nvPicPr>
+                    <pic:cNvPr id="0" name="U18-1.jpg"/>
+                    <pic:cNvPicPr/>
+                  </pic:nvPicPr>
+                  <pic:blipFill>
+                    <a:blip r:embed="rId23"/>
+                    <a:stretch>
+                      <a:fillRect/>
+                    </a:stretch>
+                  </pic:blipFill>
+                  <pic:spPr>
+                    <a:xfrm>
+                      <a:off x="0" y="0"/>
+                      <a:ext cx="3960000" cy="2970000"/>
+                    </a:xfrm>
+                    <a:prstGeom prst="rect"/>
+                  </pic:spPr>
+                </pic:pic>
+              </a:graphicData>
+            </a:graphic>
+          </wp:inline>
+        </w:drawing>
+      </w:r>
+    </w:p>
+    <w:p>
+      <w:pPr>
+        <w:jc w:val="center"/>
+      </w:pPr>
+      <w:r>
+        <w:rPr>
+          <w:b/>
+          <w:sz w:val="19"/>
+        </w:rPr>
+        <w:t>U18　艦載無人直升機（AR-2000 類）</w:t>
+      </w:r>
+      <w:r>
+        <w:rPr>
+          <w:sz w:val="19"/>
+        </w:rPr>
+        <w:t>：AR-2000，2025 年阿布達比防務展</w:t>
+      </w:r>
+    </w:p>
+    <w:p>
+      <w:pPr>
+        <w:jc w:val="center"/>
+      </w:pPr>
+      <w:r>
+        <w:rPr>
+          <w:b w:val="0"/>
+          <w:color w:val="5B6670"/>
+          <w:sz w:val="16"/>
+        </w:rPr>
+        <w:t>圖片：Mztourist，CC BY 4.0，Wikimedia Commons https://commons.wikimedia.org/wiki/File:AVIC_AR-2000_unmanned_helicopter_at_IDEX_2025.jpg</w:t>
+      </w:r>
+    </w:p>
+    <w:p>
+      <w:pPr>
+        <w:jc w:val="center"/>
+      </w:pPr>
+      <w:r>
+        <w:drawing>
+          <wp:inline xmlns:a="http://schemas.openxmlformats.org/drawingml/2006/main" xmlns:pic="http://schemas.openxmlformats.org/drawingml/2006/picture">
+            <wp:extent cx="3960000" cy="1592250"/>
+            <wp:docPr id="16" name="Picture 16"/>
+            <wp:cNvGraphicFramePr>
+              <a:graphicFrameLocks noChangeAspect="1"/>
+            </wp:cNvGraphicFramePr>
+            <a:graphic>
+              <a:graphicData uri="http://schemas.openxmlformats.org/drawingml/2006/picture">
+                <pic:pic>
+                  <pic:nvPicPr>
+                    <pic:cNvPr id="0" name="U18-2.jpg"/>
+                    <pic:cNvPicPr/>
+                  </pic:nvPicPr>
+                  <pic:blipFill>
+                    <a:blip r:embed="rId24"/>
+                    <a:stretch>
+                      <a:fillRect/>
+                    </a:stretch>
+                  </pic:blipFill>
+                  <pic:spPr>
+                    <a:xfrm>
+                      <a:off x="0" y="0"/>
+                      <a:ext cx="3960000" cy="1592250"/>
+                    </a:xfrm>
+                    <a:prstGeom prst="rect"/>
+                  </pic:spPr>
+                </pic:pic>
+              </a:graphicData>
+            </a:graphic>
+          </wp:inline>
+        </w:drawing>
+      </w:r>
+    </w:p>
+    <w:p>
+      <w:pPr>
+        <w:jc w:val="center"/>
+      </w:pPr>
+      <w:r>
+        <w:rPr>
+          <w:b/>
+          <w:sz w:val="19"/>
+        </w:rPr>
+        <w:t>U18　艦載無人直升機（AR-2000 類）</w:t>
+      </w:r>
+      <w:r>
+        <w:rPr>
+          <w:sz w:val="19"/>
+        </w:rPr>
+        <w:t>：2025 年北京閱兵受閱之無人直升機</w:t>
+      </w:r>
+    </w:p>
+    <w:p>
+      <w:pPr>
+        <w:jc w:val="center"/>
+      </w:pPr>
+      <w:r>
+        <w:rPr>
+          <w:b w:val="0"/>
+          <w:color w:val="5B6670"/>
+          <w:sz w:val="16"/>
+        </w:rPr>
+        <w:t>圖片：中国新闻社，CC BY 4.0，Wikimedia Commons https://commons.wikimedia.org/wiki/File:Unmanned_Helicopter_2025_V-J_Parade_CNS.png</w:t>
+      </w:r>
+    </w:p>
+    <w:p>
+      <w:pPr>
+        <w:jc w:val="center"/>
+      </w:pPr>
+      <w:r>
+        <w:drawing>
+          <wp:inline xmlns:a="http://schemas.openxmlformats.org/drawingml/2006/main" xmlns:pic="http://schemas.openxmlformats.org/drawingml/2006/picture">
+            <wp:extent cx="3960000" cy="1955250"/>
+            <wp:docPr id="17" name="Picture 17"/>
+            <wp:cNvGraphicFramePr>
+              <a:graphicFrameLocks noChangeAspect="1"/>
+            </wp:cNvGraphicFramePr>
+            <a:graphic>
+              <a:graphicData uri="http://schemas.openxmlformats.org/drawingml/2006/picture">
+                <pic:pic>
+                  <pic:nvPicPr>
+                    <pic:cNvPr id="0" name="U20-1.jpg"/>
+                    <pic:cNvPicPr/>
+                  </pic:nvPicPr>
+                  <pic:blipFill>
+                    <a:blip r:embed="rId25"/>
+                    <a:stretch>
+                      <a:fillRect/>
+                    </a:stretch>
+                  </pic:blipFill>
+                  <pic:spPr>
+                    <a:xfrm>
+                      <a:off x="0" y="0"/>
+                      <a:ext cx="3960000" cy="1955250"/>
+                    </a:xfrm>
+                    <a:prstGeom prst="rect"/>
+                  </pic:spPr>
+                </pic:pic>
+              </a:graphicData>
+            </a:graphic>
+          </wp:inline>
+        </w:drawing>
+      </w:r>
+    </w:p>
+    <w:p>
+      <w:pPr>
+        <w:jc w:val="center"/>
+      </w:pPr>
+      <w:r>
+        <w:rPr>
+          <w:b/>
+          <w:sz w:val="19"/>
+        </w:rPr>
+        <w:t>U20　076 型兩棲攻擊艦「四川艦」</w:t>
+      </w:r>
+      <w:r>
+        <w:rPr>
+          <w:sz w:val="19"/>
+        </w:rPr>
+        <w:t>：2024-12 下水時</w:t>
+      </w:r>
+    </w:p>
+    <w:p>
+      <w:pPr>
+        <w:jc w:val="center"/>
+      </w:pPr>
+      <w:r>
+        <w:rPr>
+          <w:b w:val="0"/>
+          <w:color w:val="5B6670"/>
+          <w:sz w:val="16"/>
+        </w:rPr>
+        <w:t>圖片：中国新闻社，CC BY 4.0，Wikimedia Commons https://commons.wikimedia.org/wiki/File:LHD_Sichuan.jpg</w:t>
+      </w:r>
+    </w:p>
+    <w:p>
+      <w:pPr>
+        <w:jc w:val="center"/>
+      </w:pPr>
+      <w:r>
+        <w:drawing>
+          <wp:inline xmlns:a="http://schemas.openxmlformats.org/drawingml/2006/main" xmlns:pic="http://schemas.openxmlformats.org/drawingml/2006/picture">
+            <wp:extent cx="3960000" cy="2590500"/>
+            <wp:docPr id="18" name="Picture 18"/>
+            <wp:cNvGraphicFramePr>
+              <a:graphicFrameLocks noChangeAspect="1"/>
+            </wp:cNvGraphicFramePr>
+            <a:graphic>
+              <a:graphicData uri="http://schemas.openxmlformats.org/drawingml/2006/picture">
+                <pic:pic>
+                  <pic:nvPicPr>
+                    <pic:cNvPr id="0" name="G04-1.jpg"/>
+                    <pic:cNvPicPr/>
+                  </pic:nvPicPr>
+                  <pic:blipFill>
+                    <a:blip r:embed="rId26"/>
+                    <a:stretch>
+                      <a:fillRect/>
+                    </a:stretch>
+                  </pic:blipFill>
+                  <pic:spPr>
+                    <a:xfrm>
+                      <a:off x="0" y="0"/>
+                      <a:ext cx="3960000" cy="2590500"/>
+                    </a:xfrm>
+                    <a:prstGeom prst="rect"/>
+                  </pic:spPr>
+                </pic:pic>
+              </a:graphicData>
+            </a:graphic>
+          </wp:inline>
+        </w:drawing>
+      </w:r>
+    </w:p>
+    <w:p>
+      <w:pPr>
+        <w:jc w:val="center"/>
+      </w:pPr>
+      <w:r>
+        <w:rPr>
+          <w:b/>
+          <w:sz w:val="19"/>
+        </w:rPr>
+        <w:t>G04　宇樹科技與軍方關聯</w:t>
+      </w:r>
+      <w:r>
+        <w:rPr>
+          <w:sz w:val="19"/>
+        </w:rPr>
+        <w:t>：宇樹 Go2 民用型（羅馬尼亞山域救援隊），示意平台外觀，非解放軍裝備</w:t>
+      </w:r>
+    </w:p>
+    <w:p>
+      <w:pPr>
+        <w:jc w:val="center"/>
+      </w:pPr>
+      <w:r>
+        <w:rPr>
+          <w:b w:val="0"/>
+          <w:color w:val="5B6670"/>
+          <w:sz w:val="16"/>
+        </w:rPr>
+        <w:t>圖片：HotNews Romania - Adi Iacob, Ovidiu Popica，CC BY 3.0，Wikimedia Commons https://commons.wikimedia.org/wiki/File:Unitree_Go2_of_Salvamont_side_view.jpg</w:t>
+      </w:r>
+    </w:p>
+    <w:p>
+      <w:pPr>
+        <w:jc w:val="center"/>
+      </w:pPr>
+      <w:r>
+        <w:drawing>
+          <wp:inline xmlns:a="http://schemas.openxmlformats.org/drawingml/2006/main" xmlns:pic="http://schemas.openxmlformats.org/drawingml/2006/picture">
+            <wp:extent cx="3960000" cy="1864500"/>
+            <wp:docPr id="19" name="Picture 19"/>
+            <wp:cNvGraphicFramePr>
+              <a:graphicFrameLocks noChangeAspect="1"/>
+            </wp:cNvGraphicFramePr>
+            <a:graphic>
+              <a:graphicData uri="http://schemas.openxmlformats.org/drawingml/2006/picture">
+                <pic:pic>
+                  <pic:nvPicPr>
+                    <pic:cNvPr id="0" name="M03-1.jpg"/>
+                    <pic:cNvPicPr/>
+                  </pic:nvPicPr>
+                  <pic:blipFill>
+                    <a:blip r:embed="rId27"/>
+                    <a:stretch>
+                      <a:fillRect/>
+                    </a:stretch>
+                  </pic:blipFill>
+                  <pic:spPr>
+                    <a:xfrm>
+                      <a:off x="0" y="0"/>
+                      <a:ext cx="3960000" cy="1864500"/>
+                    </a:xfrm>
+                    <a:prstGeom prst="rect"/>
+                  </pic:spPr>
+                </pic:pic>
+              </a:graphicData>
+            </a:graphic>
+          </wp:inline>
+        </w:drawing>
+      </w:r>
+    </w:p>
+    <w:p>
+      <w:pPr>
+        <w:jc w:val="center"/>
+      </w:pPr>
+      <w:r>
+        <w:rPr>
+          <w:b/>
+          <w:sz w:val="19"/>
+        </w:rPr>
+        <w:t>M03　HSU100 大型無人潛航器</w:t>
+      </w:r>
+      <w:r>
+        <w:rPr>
+          <w:sz w:val="19"/>
+        </w:rPr>
+        <w:t>：2025 年北京閱兵受閱</w:t>
+      </w:r>
+    </w:p>
+    <w:p>
+      <w:pPr>
+        <w:jc w:val="center"/>
+      </w:pPr>
+      <w:r>
+        <w:rPr>
+          <w:b w:val="0"/>
+          <w:color w:val="5B6670"/>
+          <w:sz w:val="16"/>
+        </w:rPr>
+        <w:t>圖片：中国新闻社，CC BY 4.0，Wikimedia Commons https://commons.wikimedia.org/wiki/File:HSU100_2025_V-J_Parade_CNS.png</w:t>
+      </w:r>
+    </w:p>
+    <w:p>
+      <w:pPr>
+        <w:jc w:val="center"/>
+      </w:pPr>
+      <w:r>
+        <w:drawing>
+          <wp:inline xmlns:a="http://schemas.openxmlformats.org/drawingml/2006/main" xmlns:pic="http://schemas.openxmlformats.org/drawingml/2006/picture">
+            <wp:extent cx="3960000" cy="2157375"/>
+            <wp:docPr id="20" name="Picture 20"/>
+            <wp:cNvGraphicFramePr>
+              <a:graphicFrameLocks noChangeAspect="1"/>
+            </wp:cNvGraphicFramePr>
+            <a:graphic>
+              <a:graphicData uri="http://schemas.openxmlformats.org/drawingml/2006/picture">
+                <pic:pic>
+                  <pic:nvPicPr>
+                    <pic:cNvPr id="0" name="M04-1.jpg"/>
+                    <pic:cNvPicPr/>
+                  </pic:nvPicPr>
+                  <pic:blipFill>
+                    <a:blip r:embed="rId28"/>
+                    <a:stretch>
+                      <a:fillRect/>
+                    </a:stretch>
+                  </pic:blipFill>
+                  <pic:spPr>
+                    <a:xfrm>
+                      <a:off x="0" y="0"/>
+                      <a:ext cx="3960000" cy="2157375"/>
+                    </a:xfrm>
+                    <a:prstGeom prst="rect"/>
+                  </pic:spPr>
+                </pic:pic>
+              </a:graphicData>
+            </a:graphic>
+          </wp:inline>
+        </w:drawing>
+      </w:r>
+    </w:p>
+    <w:p>
+      <w:pPr>
+        <w:jc w:val="center"/>
+      </w:pPr>
+      <w:r>
+        <w:rPr>
+          <w:b/>
+          <w:sz w:val="19"/>
+        </w:rPr>
+        <w:t>M04　AJX002 超大型無人潛航器</w:t>
+      </w:r>
+      <w:r>
+        <w:rPr>
+          <w:sz w:val="19"/>
+        </w:rPr>
+        <w:t>：2025 年北京閱兵受閱</w:t>
+      </w:r>
+    </w:p>
+    <w:p>
+      <w:pPr>
+        <w:jc w:val="center"/>
+      </w:pPr>
+      <w:r>
+        <w:rPr>
+          <w:b w:val="0"/>
+          <w:color w:val="5B6670"/>
+          <w:sz w:val="16"/>
+        </w:rPr>
+        <w:t>圖片：中国新闻社，CC BY 4.0，Wikimedia Commons https://commons.wikimedia.org/wiki/File:AJX002_2025_V-J_Parade_CNS.png</w:t>
+      </w:r>
+    </w:p>
+    <w:p>
+      <w:pPr>
+        <w:jc w:val="center"/>
+      </w:pPr>
+      <w:r>
+        <w:drawing>
+          <wp:inline xmlns:a="http://schemas.openxmlformats.org/drawingml/2006/main" xmlns:pic="http://schemas.openxmlformats.org/drawingml/2006/picture">
+            <wp:extent cx="3960000" cy="2252250"/>
+            <wp:docPr id="21" name="Picture 21"/>
+            <wp:cNvGraphicFramePr>
+              <a:graphicFrameLocks noChangeAspect="1"/>
+            </wp:cNvGraphicFramePr>
+            <a:graphic>
+              <a:graphicData uri="http://schemas.openxmlformats.org/drawingml/2006/picture">
+                <pic:pic>
+                  <pic:nvPicPr>
+                    <pic:cNvPr id="0" name="C01-1.jpg"/>
+                    <pic:cNvPicPr/>
+                  </pic:nvPicPr>
+                  <pic:blipFill>
+                    <a:blip r:embed="rId29"/>
+                    <a:stretch>
+                      <a:fillRect/>
+                    </a:stretch>
+                  </pic:blipFill>
+                  <pic:spPr>
+                    <a:xfrm>
+                      <a:off x="0" y="0"/>
+                      <a:ext cx="3960000" cy="2252250"/>
+                    </a:xfrm>
+                    <a:prstGeom prst="rect"/>
+                  </pic:spPr>
+                </pic:pic>
+              </a:graphicData>
+            </a:graphic>
+          </wp:inline>
+        </w:drawing>
+      </w:r>
+    </w:p>
+    <w:p>
+      <w:pPr>
+        <w:jc w:val="center"/>
+      </w:pPr>
+      <w:r>
+        <w:rPr>
+          <w:b/>
+          <w:sz w:val="19"/>
+        </w:rPr>
+        <w:t>C01　LY-1 高能雷射武器</w:t>
+      </w:r>
+      <w:r>
+        <w:rPr>
+          <w:sz w:val="19"/>
+        </w:rPr>
+        <w:t>：2025 年北京閱兵受閱</w:t>
+      </w:r>
+    </w:p>
+    <w:p>
+      <w:pPr>
+        <w:jc w:val="center"/>
+      </w:pPr>
+      <w:r>
+        <w:rPr>
+          <w:b w:val="0"/>
+          <w:color w:val="5B6670"/>
+          <w:sz w:val="16"/>
+        </w:rPr>
+        <w:t>圖片：中国新闻社，CC BY 4.0，Wikimedia Commons https://commons.wikimedia.org/wiki/File:LY-1_2025_V-J_Parade_CNS.png</w:t>
+      </w:r>
+    </w:p>
+    <w:p>
+      <w:pPr>
+        <w:jc w:val="center"/>
+      </w:pPr>
+      <w:r>
+        <w:drawing>
+          <wp:inline xmlns:a="http://schemas.openxmlformats.org/drawingml/2006/main" xmlns:pic="http://schemas.openxmlformats.org/drawingml/2006/picture">
+            <wp:extent cx="3960000" cy="2058375"/>
+            <wp:docPr id="22" name="Picture 22"/>
+            <wp:cNvGraphicFramePr>
+              <a:graphicFrameLocks noChangeAspect="1"/>
+            </wp:cNvGraphicFramePr>
+            <a:graphic>
+              <a:graphicData uri="http://schemas.openxmlformats.org/drawingml/2006/picture">
+                <pic:pic>
+                  <pic:nvPicPr>
+                    <pic:cNvPr id="0" name="C09-1.jpg"/>
+                    <pic:cNvPicPr/>
+                  </pic:nvPicPr>
+                  <pic:blipFill>
+                    <a:blip r:embed="rId30"/>
+                    <a:stretch>
+                      <a:fillRect/>
+                    </a:stretch>
+                  </pic:blipFill>
+                  <pic:spPr>
+                    <a:xfrm>
+                      <a:off x="0" y="0"/>
+                      <a:ext cx="3960000" cy="2058375"/>
+                    </a:xfrm>
+                    <a:prstGeom prst="rect"/>
+                  </pic:spPr>
+                </pic:pic>
+              </a:graphicData>
+            </a:graphic>
+          </wp:inline>
+        </w:drawing>
+      </w:r>
+    </w:p>
+    <w:p>
+      <w:pPr>
+        <w:jc w:val="center"/>
+      </w:pPr>
+      <w:r>
+        <w:rPr>
+          <w:b/>
+          <w:sz w:val="19"/>
+        </w:rPr>
+        <w:t>C09　閱兵反無人機方隊</w:t>
+      </w:r>
+      <w:r>
+        <w:rPr>
+          <w:sz w:val="19"/>
+        </w:rPr>
+        <w:t>：FK-3000，2025 年北京閱兵受閱</w:t>
+      </w:r>
+    </w:p>
+    <w:p>
+      <w:pPr>
+        <w:jc w:val="center"/>
+      </w:pPr>
+      <w:r>
+        <w:rPr>
+          <w:b w:val="0"/>
+          <w:color w:val="5B6670"/>
+          <w:sz w:val="16"/>
+        </w:rPr>
+        <w:t>圖片：China News Service，CC BY 4.0，Wikimedia Commons https://commons.wikimedia.org/wiki/File:FK3000_2025_V-J_Parade_CNS.png</w:t>
+      </w:r>
+    </w:p>
+    <w:p>
+      <w:pPr>
+        <w:jc w:val="center"/>
+      </w:pPr>
+      <w:r>
+        <w:drawing>
+          <wp:inline xmlns:a="http://schemas.openxmlformats.org/drawingml/2006/main" xmlns:pic="http://schemas.openxmlformats.org/drawingml/2006/picture">
+            <wp:extent cx="3960000" cy="2293500"/>
+            <wp:docPr id="23" name="Picture 23"/>
+            <wp:cNvGraphicFramePr>
+              <a:graphicFrameLocks noChangeAspect="1"/>
+            </wp:cNvGraphicFramePr>
+            <a:graphic>
+              <a:graphicData uri="http://schemas.openxmlformats.org/drawingml/2006/picture">
+                <pic:pic>
+                  <pic:nvPicPr>
+                    <pic:cNvPr id="0" name="C10-1.jpg"/>
+                    <pic:cNvPicPr/>
+                  </pic:nvPicPr>
+                  <pic:blipFill>
+                    <a:blip r:embed="rId31"/>
+                    <a:stretch>
+                      <a:fillRect/>
+                    </a:stretch>
+                  </pic:blipFill>
+                  <pic:spPr>
+                    <a:xfrm>
+                      <a:off x="0" y="0"/>
+                      <a:ext cx="3960000" cy="2293500"/>
+                    </a:xfrm>
+                    <a:prstGeom prst="rect"/>
+                  </pic:spPr>
+                </pic:pic>
+              </a:graphicData>
+            </a:graphic>
+          </wp:inline>
+        </w:drawing>
+      </w:r>
+    </w:p>
+    <w:p>
+      <w:pPr>
+        <w:jc w:val="center"/>
+      </w:pPr>
+      <w:r>
+        <w:rPr>
+          <w:b/>
+          <w:sz w:val="19"/>
+        </w:rPr>
+        <w:t>C10　625 型彈砲合一防空系統</w:t>
+      </w:r>
+      <w:r>
+        <w:rPr>
+          <w:sz w:val="19"/>
+        </w:rPr>
+        <w:t>：2025 年北京閱兵受閱</w:t>
+      </w:r>
+    </w:p>
+    <w:p>
+      <w:pPr>
+        <w:jc w:val="center"/>
+      </w:pPr>
+      <w:r>
+        <w:rPr>
+          <w:b w:val="0"/>
+          <w:color w:val="5B6670"/>
+          <w:sz w:val="16"/>
+        </w:rPr>
+        <w:t>圖片：China News Service，CC BY 4.0，Wikimedia Commons https://commons.wikimedia.org/wiki/File:PLB625_2025_V-J_Parade_CNS.png</w:t>
+      </w:r>
+    </w:p>
+    <w:p>
+      <w:pPr>
+        <w:jc w:val="center"/>
+      </w:pPr>
+      <w:r>
+        <w:drawing>
+          <wp:inline xmlns:a="http://schemas.openxmlformats.org/drawingml/2006/main" xmlns:pic="http://schemas.openxmlformats.org/drawingml/2006/picture">
+            <wp:extent cx="3960000" cy="2640000"/>
+            <wp:docPr id="24" name="Picture 24"/>
+            <wp:cNvGraphicFramePr>
+              <a:graphicFrameLocks noChangeAspect="1"/>
+            </wp:cNvGraphicFramePr>
+            <a:graphic>
+              <a:graphicData uri="http://schemas.openxmlformats.org/drawingml/2006/picture">
+                <pic:pic>
+                  <pic:nvPicPr>
+                    <pic:cNvPr id="0" name="C12-1.jpg"/>
+                    <pic:cNvPicPr/>
+                  </pic:nvPicPr>
+                  <pic:blipFill>
+                    <a:blip r:embed="rId32"/>
+                    <a:stretch>
+                      <a:fillRect/>
+                    </a:stretch>
+                  </pic:blipFill>
+                  <pic:spPr>
+                    <a:xfrm>
+                      <a:off x="0" y="0"/>
+                      <a:ext cx="3960000" cy="2640000"/>
+                    </a:xfrm>
+                    <a:prstGeom prst="rect"/>
+                  </pic:spPr>
+                </pic:pic>
+              </a:graphicData>
+            </a:graphic>
+          </wp:inline>
+        </w:drawing>
+      </w:r>
+    </w:p>
+    <w:p>
+      <w:pPr>
+        <w:jc w:val="center"/>
+      </w:pPr>
+      <w:r>
+        <w:rPr>
+          <w:b/>
+          <w:sz w:val="19"/>
+        </w:rPr>
+        <w:t>C12　電子對抗裝備（閱兵）</w:t>
+      </w:r>
+      <w:r>
+        <w:rPr>
+          <w:sz w:val="19"/>
+        </w:rPr>
+        <w:t>：殲-16D 電戰機（同型機），中華民國國防部提供</w:t>
+      </w:r>
+    </w:p>
+    <w:p>
+      <w:pPr>
+        <w:jc w:val="center"/>
+      </w:pPr>
+      <w:r>
+        <w:rPr>
+          <w:b w:val="0"/>
+          <w:color w:val="5B6670"/>
+          <w:sz w:val="16"/>
+        </w:rPr>
+        <w:t>圖片：中華民國國防部，姓名標示（Attribution），Wikimedia Commons https://commons.wikimedia.org/wiki/File:Shenyang_J-16D.jpg</w:t>
+      </w:r>
+    </w:p>
+    <w:p>
+      <w:pPr>
+        <w:jc w:val="center"/>
+      </w:pPr>
+      <w:r>
+        <w:drawing>
+          <wp:inline xmlns:a="http://schemas.openxmlformats.org/drawingml/2006/main" xmlns:pic="http://schemas.openxmlformats.org/drawingml/2006/picture">
+            <wp:extent cx="3960000" cy="2178000"/>
+            <wp:docPr id="25" name="Picture 25"/>
+            <wp:cNvGraphicFramePr>
+              <a:graphicFrameLocks noChangeAspect="1"/>
+            </wp:cNvGraphicFramePr>
+            <a:graphic>
+              <a:graphicData uri="http://schemas.openxmlformats.org/drawingml/2006/picture">
+                <pic:pic>
+                  <pic:nvPicPr>
+                    <pic:cNvPr id="0" name="H01-1.jpg"/>
+                    <pic:cNvPicPr/>
+                  </pic:nvPicPr>
+                  <pic:blipFill>
+                    <a:blip r:embed="rId33"/>
+                    <a:stretch>
+                      <a:fillRect/>
+                    </a:stretch>
+                  </pic:blipFill>
+                  <pic:spPr>
+                    <a:xfrm>
+                      <a:off x="0" y="0"/>
+                      <a:ext cx="3960000" cy="2178000"/>
+                    </a:xfrm>
+                    <a:prstGeom prst="rect"/>
+                  </pic:spPr>
+                </pic:pic>
+              </a:graphicData>
+            </a:graphic>
+          </wp:inline>
+        </w:drawing>
+      </w:r>
+    </w:p>
+    <w:p>
+      <w:pPr>
+        <w:jc w:val="center"/>
+      </w:pPr>
+      <w:r>
+        <w:rPr>
+          <w:b/>
+          <w:sz w:val="19"/>
+        </w:rPr>
+        <w:t>H01　前衛（QW）系列便攜防空飛彈</w:t>
+      </w:r>
+      <w:r>
+        <w:rPr>
+          <w:sz w:val="19"/>
+        </w:rPr>
+        <w:t>：前衛-2 外銷型（孟加拉陸軍），示意外觀</w:t>
+      </w:r>
+    </w:p>
+    <w:p>
+      <w:pPr>
+        <w:jc w:val="center"/>
+      </w:pPr>
+      <w:r>
+        <w:rPr>
+          <w:b w:val="0"/>
+          <w:color w:val="5B6670"/>
+          <w:sz w:val="16"/>
+        </w:rPr>
+        <w:t>圖片：Nafis Fuad Ayon，CC BY-SA 2.0，Wikimedia Commons https://commons.wikimedia.org/wiki/File:QW-2_MANPADS_of_Bangladesh_Army.jpg</w:t>
+      </w:r>
+    </w:p>
+    <w:p>
+      <w:pPr>
+        <w:jc w:val="center"/>
+      </w:pPr>
+      <w:r>
+        <w:drawing>
+          <wp:inline xmlns:a="http://schemas.openxmlformats.org/drawingml/2006/main" xmlns:pic="http://schemas.openxmlformats.org/drawingml/2006/picture">
+            <wp:extent cx="3960000" cy="2640000"/>
+            <wp:docPr id="26" name="Picture 26"/>
+            <wp:cNvGraphicFramePr>
+              <a:graphicFrameLocks noChangeAspect="1"/>
+            </wp:cNvGraphicFramePr>
+            <a:graphic>
+              <a:graphicData uri="http://schemas.openxmlformats.org/drawingml/2006/picture">
+                <pic:pic>
+                  <pic:nvPicPr>
+                    <pic:cNvPr id="0" name="H05-1.jpg"/>
+                    <pic:cNvPicPr/>
+                  </pic:nvPicPr>
+                  <pic:blipFill>
+                    <a:blip r:embed="rId34"/>
+                    <a:stretch>
+                      <a:fillRect/>
+                    </a:stretch>
+                  </pic:blipFill>
+                  <pic:spPr>
+                    <a:xfrm>
+                      <a:off x="0" y="0"/>
+                      <a:ext cx="3960000" cy="2640000"/>
+                    </a:xfrm>
+                    <a:prstGeom prst="rect"/>
+                  </pic:spPr>
+                </pic:pic>
+              </a:graphicData>
+            </a:graphic>
+          </wp:inline>
+        </w:drawing>
+      </w:r>
+    </w:p>
+    <w:p>
+      <w:pPr>
+        <w:jc w:val="center"/>
+      </w:pPr>
+      <w:r>
+        <w:rPr>
+          <w:b/>
+          <w:sz w:val="19"/>
+        </w:rPr>
+        <w:t>H05　紅旗-11 彈砲結合防空系統</w:t>
+      </w:r>
+      <w:r>
+        <w:rPr>
+          <w:sz w:val="19"/>
+        </w:rPr>
+        <w:t>：2024 年珠海航展展示</w:t>
+      </w:r>
+    </w:p>
+    <w:p>
+      <w:pPr>
+        <w:jc w:val="center"/>
+      </w:pPr>
+      <w:r>
+        <w:rPr>
+          <w:b w:val="0"/>
+          <w:color w:val="5B6670"/>
+          <w:sz w:val="16"/>
+        </w:rPr>
+        <w:t>圖片：Z3144228，CC0，Wikimedia Commons https://commons.wikimedia.org/wiki/File:HQ-11_in_Zhuhai_airshow_2024.jpg</w:t>
+      </w:r>
+    </w:p>
+    <w:p>
+      <w:pPr>
+        <w:pStyle w:val="Heading1"/>
+      </w:pPr>
+      <w:r>
+        <w:t>附錄二　參考資料</w:t>
       </w:r>
     </w:p>
     <w:p>
